--- a/cp cheatr sheatpages/Page23_GridDP.docx
+++ b/cp cheatr sheatpages/Page23_GridDP.docx
@@ -99,25 +99,7 @@
           <w:sz w:val="24"/>
           <w:szCs w:val="24"/>
         </w:rPr>
-        <w:t xml:space="preserve">// of a 1D array — only right/down moves </w:t>
-      </w:r>
-      <w:proofErr w:type="gramStart"/>
-      <w:r>
-        <w:rPr>
-          <w:rFonts w:ascii="Consolas" w:eastAsia="Consolas" w:hAnsi="Consolas" w:cs="Consolas"/>
-          <w:sz w:val="24"/>
-          <w:szCs w:val="24"/>
-        </w:rPr>
-        <w:t>means</w:t>
-      </w:r>
-      <w:proofErr w:type="gramEnd"/>
-      <w:r>
-        <w:rPr>
-          <w:rFonts w:ascii="Consolas" w:eastAsia="Consolas" w:hAnsi="Consolas" w:cs="Consolas"/>
-          <w:sz w:val="24"/>
-          <w:szCs w:val="24"/>
-        </w:rPr>
-        <w:t xml:space="preserve"> no cycles, so DP applies cleanly.</w:t>
+        <w:t>// of a 1D array — only right/down moves means no cycles, so DP applies cleanly.</w:t>
       </w:r>
     </w:p>
     <w:p>
@@ -828,87 +810,63 @@
           <w:sz w:val="24"/>
           <w:szCs w:val="24"/>
         </w:rPr>
-        <w:t xml:space="preserve">Same as Demo 2, but blocked cells </w:t>
-      </w:r>
-      <w:proofErr w:type="gramStart"/>
-      <w:r>
-        <w:rPr>
-          <w:rFonts w:ascii="Consolas" w:eastAsia="Consolas" w:hAnsi="Consolas" w:cs="Consolas"/>
-          <w:i/>
-          <w:iCs/>
+        <w:t>Same as Demo 2, but blocked cells contribute 0 ways.</w:t>
+      </w:r>
+    </w:p>
+    <w:p>
+      <w:r>
+        <w:rPr>
+          <w:rFonts w:ascii="Consolas" w:eastAsia="Consolas" w:hAnsi="Consolas" w:cs="Consolas"/>
+          <w:sz w:val="24"/>
+          <w:szCs w:val="24"/>
+        </w:rPr>
+        <w:t xml:space="preserve">vector&lt;vector&lt;long long&gt;&gt; </w:t>
+      </w:r>
+      <w:proofErr w:type="spellStart"/>
+      <w:r>
+        <w:rPr>
+          <w:rFonts w:ascii="Consolas" w:eastAsia="Consolas" w:hAnsi="Consolas" w:cs="Consolas"/>
+          <w:sz w:val="24"/>
+          <w:szCs w:val="24"/>
+        </w:rPr>
+        <w:t>dp</w:t>
+      </w:r>
+      <w:proofErr w:type="spellEnd"/>
+      <w:r>
+        <w:rPr>
+          <w:rFonts w:ascii="Consolas" w:eastAsia="Consolas" w:hAnsi="Consolas" w:cs="Consolas"/>
+          <w:sz w:val="24"/>
+          <w:szCs w:val="24"/>
+        </w:rPr>
+        <w:t>(R, vector&lt;long long&gt;(C, 0));</w:t>
+      </w:r>
+    </w:p>
+    <w:p>
+      <w:proofErr w:type="spellStart"/>
+      <w:r>
+        <w:rPr>
+          <w:rFonts w:ascii="Consolas" w:eastAsia="Consolas" w:hAnsi="Consolas" w:cs="Consolas"/>
+          <w:sz w:val="24"/>
+          <w:szCs w:val="24"/>
+        </w:rPr>
+        <w:t>dp</w:t>
+      </w:r>
+      <w:proofErr w:type="spellEnd"/>
+      <w:r>
+        <w:rPr>
+          <w:rFonts w:ascii="Consolas" w:eastAsia="Consolas" w:hAnsi="Consolas" w:cs="Consolas"/>
+          <w:sz w:val="24"/>
+          <w:szCs w:val="24"/>
+        </w:rPr>
+        <w:t>[0][0] = (grid[0][0] == 1) ? 0 : 1;</w:t>
+      </w:r>
+      <w:r>
+        <w:rPr>
+          <w:rFonts w:ascii="Consolas" w:eastAsia="Consolas" w:hAnsi="Consolas" w:cs="Consolas"/>
           <w:color w:val="555555"/>
           <w:sz w:val="24"/>
           <w:szCs w:val="24"/>
         </w:rPr>
-        <w:t>contribute</w:t>
-      </w:r>
-      <w:proofErr w:type="gramEnd"/>
-      <w:r>
-        <w:rPr>
-          <w:rFonts w:ascii="Consolas" w:eastAsia="Consolas" w:hAnsi="Consolas" w:cs="Consolas"/>
-          <w:i/>
-          <w:iCs/>
-          <w:color w:val="555555"/>
-          <w:sz w:val="24"/>
-          <w:szCs w:val="24"/>
-        </w:rPr>
-        <w:t xml:space="preserve"> 0 ways.</w:t>
-      </w:r>
-    </w:p>
-    <w:p>
-      <w:r>
-        <w:rPr>
-          <w:rFonts w:ascii="Consolas" w:eastAsia="Consolas" w:hAnsi="Consolas" w:cs="Consolas"/>
-          <w:sz w:val="24"/>
-          <w:szCs w:val="24"/>
-        </w:rPr>
-        <w:t xml:space="preserve">vector&lt;vector&lt;long long&gt;&gt; </w:t>
-      </w:r>
-      <w:proofErr w:type="spellStart"/>
-      <w:r>
-        <w:rPr>
-          <w:rFonts w:ascii="Consolas" w:eastAsia="Consolas" w:hAnsi="Consolas" w:cs="Consolas"/>
-          <w:sz w:val="24"/>
-          <w:szCs w:val="24"/>
-        </w:rPr>
-        <w:t>dp</w:t>
-      </w:r>
-      <w:proofErr w:type="spellEnd"/>
-      <w:r>
-        <w:rPr>
-          <w:rFonts w:ascii="Consolas" w:eastAsia="Consolas" w:hAnsi="Consolas" w:cs="Consolas"/>
-          <w:sz w:val="24"/>
-          <w:szCs w:val="24"/>
-        </w:rPr>
-        <w:t>(R, vector&lt;long long&gt;(C, 0));</w:t>
-      </w:r>
-    </w:p>
-    <w:p>
-      <w:proofErr w:type="spellStart"/>
-      <w:r>
-        <w:rPr>
-          <w:rFonts w:ascii="Consolas" w:eastAsia="Consolas" w:hAnsi="Consolas" w:cs="Consolas"/>
-          <w:sz w:val="24"/>
-          <w:szCs w:val="24"/>
-        </w:rPr>
-        <w:t>dp</w:t>
-      </w:r>
-      <w:proofErr w:type="spellEnd"/>
-      <w:r>
-        <w:rPr>
-          <w:rFonts w:ascii="Consolas" w:eastAsia="Consolas" w:hAnsi="Consolas" w:cs="Consolas"/>
-          <w:sz w:val="24"/>
-          <w:szCs w:val="24"/>
-        </w:rPr>
-        <w:t>[0][0] = (grid[0][0] == 1) ? 0 : 1;</w:t>
-      </w:r>
-      <w:r>
-        <w:rPr>
-          <w:rFonts w:ascii="Consolas" w:eastAsia="Consolas" w:hAnsi="Consolas" w:cs="Consolas"/>
-          <w:color w:val="555555"/>
-          <w:sz w:val="24"/>
-          <w:szCs w:val="24"/>
-        </w:rPr>
         <w:t xml:space="preserve">  // 1 = obstacle</w:t>
       </w:r>
     </w:p>
@@ -956,16 +914,7 @@
           <w:sz w:val="24"/>
           <w:szCs w:val="24"/>
         </w:rPr>
-        <w:t>C;</w:t>
-      </w:r>
-      <w:proofErr w:type="gramStart"/>
-      <w:r>
-        <w:rPr>
-          <w:rFonts w:ascii="Consolas" w:eastAsia="Consolas" w:hAnsi="Consolas" w:cs="Consolas"/>
-          <w:sz w:val="24"/>
-          <w:szCs w:val="24"/>
-        </w:rPr>
-        <w:t>c</w:t>
+        <w:t>C;c</w:t>
       </w:r>
       <w:proofErr w:type="spellEnd"/>
       <w:r>
@@ -976,7 +925,6 @@
         </w:rPr>
         <w:t>++) {</w:t>
       </w:r>
-      <w:proofErr w:type="gramEnd"/>
     </w:p>
     <w:p>
       <w:r>
@@ -1189,8 +1137,169 @@
           <w:szCs w:val="24"/>
         </w:rPr>
         <w:br/>
-      </w:r>
-      <w:r>
+        <w:t xml:space="preserve"> ===== READ GRID OF NUMBERS INTO 2D VECTOR =====</w:t>
+      </w:r>
+    </w:p>
+    <w:p>
+      <w:pPr>
+        <w:rPr>
+          <w:rFonts w:ascii="Consolas" w:eastAsia="Consolas" w:hAnsi="Consolas" w:cs="Consolas"/>
+          <w:sz w:val="24"/>
+          <w:szCs w:val="24"/>
+        </w:rPr>
+      </w:pPr>
+      <w:r>
+        <w:rPr>
+          <w:rFonts w:ascii="Consolas" w:eastAsia="Consolas" w:hAnsi="Consolas" w:cs="Consolas"/>
+          <w:sz w:val="24"/>
+          <w:szCs w:val="24"/>
+        </w:rPr>
+        <w:t>vector&lt;vector&lt;long long&gt;&gt; grid(R, vector&lt;long long&gt;(C));</w:t>
+      </w:r>
+    </w:p>
+    <w:p>
+      <w:pPr>
+        <w:rPr>
+          <w:rFonts w:ascii="Consolas" w:eastAsia="Consolas" w:hAnsi="Consolas" w:cs="Consolas"/>
+          <w:sz w:val="24"/>
+          <w:szCs w:val="24"/>
+        </w:rPr>
+      </w:pPr>
+      <w:r>
+        <w:rPr>
+          <w:rFonts w:ascii="Consolas" w:eastAsia="Consolas" w:hAnsi="Consolas" w:cs="Consolas"/>
+          <w:sz w:val="24"/>
+          <w:szCs w:val="24"/>
+        </w:rPr>
+        <w:t xml:space="preserve">for (int </w:t>
+      </w:r>
+      <w:proofErr w:type="spellStart"/>
+      <w:r>
+        <w:rPr>
+          <w:rFonts w:ascii="Consolas" w:eastAsia="Consolas" w:hAnsi="Consolas" w:cs="Consolas"/>
+          <w:sz w:val="24"/>
+          <w:szCs w:val="24"/>
+        </w:rPr>
+        <w:t>i</w:t>
+      </w:r>
+      <w:proofErr w:type="spellEnd"/>
+      <w:r>
+        <w:rPr>
+          <w:rFonts w:ascii="Consolas" w:eastAsia="Consolas" w:hAnsi="Consolas" w:cs="Consolas"/>
+          <w:sz w:val="24"/>
+          <w:szCs w:val="24"/>
+        </w:rPr>
+        <w:t>=0;i&lt;</w:t>
+      </w:r>
+      <w:proofErr w:type="spellStart"/>
+      <w:r>
+        <w:rPr>
+          <w:rFonts w:ascii="Consolas" w:eastAsia="Consolas" w:hAnsi="Consolas" w:cs="Consolas"/>
+          <w:sz w:val="24"/>
+          <w:szCs w:val="24"/>
+        </w:rPr>
+        <w:t>R;i</w:t>
+      </w:r>
+      <w:proofErr w:type="spellEnd"/>
+      <w:r>
+        <w:rPr>
+          <w:rFonts w:ascii="Consolas" w:eastAsia="Consolas" w:hAnsi="Consolas" w:cs="Consolas"/>
+          <w:sz w:val="24"/>
+          <w:szCs w:val="24"/>
+        </w:rPr>
+        <w:t>++)</w:t>
+      </w:r>
+    </w:p>
+    <w:p>
+      <w:pPr>
+        <w:rPr>
+          <w:rFonts w:ascii="Consolas" w:eastAsia="Consolas" w:hAnsi="Consolas" w:cs="Consolas"/>
+          <w:sz w:val="24"/>
+          <w:szCs w:val="24"/>
+        </w:rPr>
+      </w:pPr>
+      <w:r>
+        <w:rPr>
+          <w:rFonts w:ascii="Consolas" w:eastAsia="Consolas" w:hAnsi="Consolas" w:cs="Consolas"/>
+          <w:sz w:val="24"/>
+          <w:szCs w:val="24"/>
+        </w:rPr>
+        <w:t xml:space="preserve">    for (int j=0;j&lt;</w:t>
+      </w:r>
+      <w:proofErr w:type="spellStart"/>
+      <w:r>
+        <w:rPr>
+          <w:rFonts w:ascii="Consolas" w:eastAsia="Consolas" w:hAnsi="Consolas" w:cs="Consolas"/>
+          <w:sz w:val="24"/>
+          <w:szCs w:val="24"/>
+        </w:rPr>
+        <w:t>C;j</w:t>
+      </w:r>
+      <w:proofErr w:type="spellEnd"/>
+      <w:r>
+        <w:rPr>
+          <w:rFonts w:ascii="Consolas" w:eastAsia="Consolas" w:hAnsi="Consolas" w:cs="Consolas"/>
+          <w:sz w:val="24"/>
+          <w:szCs w:val="24"/>
+        </w:rPr>
+        <w:t>++)</w:t>
+      </w:r>
+    </w:p>
+    <w:p>
+      <w:pPr>
+        <w:rPr>
+          <w:rFonts w:ascii="Consolas" w:eastAsia="Consolas" w:hAnsi="Consolas" w:cs="Consolas"/>
+          <w:sz w:val="24"/>
+          <w:szCs w:val="24"/>
+        </w:rPr>
+      </w:pPr>
+      <w:r>
+        <w:rPr>
+          <w:rFonts w:ascii="Consolas" w:eastAsia="Consolas" w:hAnsi="Consolas" w:cs="Consolas"/>
+          <w:sz w:val="24"/>
+          <w:szCs w:val="24"/>
+        </w:rPr>
+        <w:t xml:space="preserve">        </w:t>
+      </w:r>
+      <w:proofErr w:type="spellStart"/>
+      <w:r>
+        <w:rPr>
+          <w:rFonts w:ascii="Consolas" w:eastAsia="Consolas" w:hAnsi="Consolas" w:cs="Consolas"/>
+          <w:sz w:val="24"/>
+          <w:szCs w:val="24"/>
+        </w:rPr>
+        <w:t>cin</w:t>
+      </w:r>
+      <w:proofErr w:type="spellEnd"/>
+      <w:r>
+        <w:rPr>
+          <w:rFonts w:ascii="Consolas" w:eastAsia="Consolas" w:hAnsi="Consolas" w:cs="Consolas"/>
+          <w:sz w:val="24"/>
+          <w:szCs w:val="24"/>
+        </w:rPr>
+        <w:t xml:space="preserve"> &gt;&gt; grid[</w:t>
+      </w:r>
+      <w:proofErr w:type="spellStart"/>
+      <w:r>
+        <w:rPr>
+          <w:rFonts w:ascii="Consolas" w:eastAsia="Consolas" w:hAnsi="Consolas" w:cs="Consolas"/>
+          <w:sz w:val="24"/>
+          <w:szCs w:val="24"/>
+        </w:rPr>
+        <w:t>i</w:t>
+      </w:r>
+      <w:proofErr w:type="spellEnd"/>
+      <w:r>
+        <w:rPr>
+          <w:rFonts w:ascii="Consolas" w:eastAsia="Consolas" w:hAnsi="Consolas" w:cs="Consolas"/>
+          <w:sz w:val="24"/>
+          <w:szCs w:val="24"/>
+        </w:rPr>
+        <w:t>][j];</w:t>
+      </w:r>
+    </w:p>
+    <w:p>
+      <w:pPr>
         <w:rPr>
           <w:rFonts w:ascii="Consolas" w:eastAsia="Consolas" w:hAnsi="Consolas" w:cs="Consolas"/>
           <w:b/>
@@ -1198,191 +1307,16 @@
           <w:sz w:val="24"/>
           <w:szCs w:val="24"/>
         </w:rPr>
-        <w:t xml:space="preserve"> ===== READ GRID OF NUMBERS INTO 2D VECTOR =====</w:t>
-      </w:r>
-    </w:p>
-    <w:p>
-      <w:pPr>
-        <w:rPr>
-          <w:rFonts w:ascii="Consolas" w:eastAsia="Consolas" w:hAnsi="Consolas" w:cs="Consolas"/>
-          <w:sz w:val="24"/>
-          <w:szCs w:val="24"/>
-        </w:rPr>
-      </w:pPr>
-      <w:r>
-        <w:rPr>
-          <w:rFonts w:ascii="Consolas" w:eastAsia="Consolas" w:hAnsi="Consolas" w:cs="Consolas"/>
-          <w:sz w:val="24"/>
-          <w:szCs w:val="24"/>
-        </w:rPr>
-        <w:t>vector&lt;vector&lt;long long&gt;&gt; grid(R, vector&lt;long long&gt;(C));</w:t>
-      </w:r>
-    </w:p>
-    <w:p>
-      <w:pPr>
-        <w:rPr>
-          <w:rFonts w:ascii="Consolas" w:eastAsia="Consolas" w:hAnsi="Consolas" w:cs="Consolas"/>
-          <w:sz w:val="24"/>
-          <w:szCs w:val="24"/>
-        </w:rPr>
-      </w:pPr>
-      <w:r>
-        <w:rPr>
-          <w:rFonts w:ascii="Consolas" w:eastAsia="Consolas" w:hAnsi="Consolas" w:cs="Consolas"/>
-          <w:sz w:val="24"/>
-          <w:szCs w:val="24"/>
-        </w:rPr>
-        <w:t xml:space="preserve">for (int </w:t>
-      </w:r>
-      <w:proofErr w:type="spellStart"/>
-      <w:r>
-        <w:rPr>
-          <w:rFonts w:ascii="Consolas" w:eastAsia="Consolas" w:hAnsi="Consolas" w:cs="Consolas"/>
-          <w:sz w:val="24"/>
-          <w:szCs w:val="24"/>
-        </w:rPr>
-        <w:t>i</w:t>
-      </w:r>
-      <w:proofErr w:type="spellEnd"/>
-      <w:r>
-        <w:rPr>
-          <w:rFonts w:ascii="Consolas" w:eastAsia="Consolas" w:hAnsi="Consolas" w:cs="Consolas"/>
-          <w:sz w:val="24"/>
-          <w:szCs w:val="24"/>
-        </w:rPr>
-        <w:t>=0;i&lt;</w:t>
-      </w:r>
-      <w:proofErr w:type="spellStart"/>
-      <w:r>
-        <w:rPr>
-          <w:rFonts w:ascii="Consolas" w:eastAsia="Consolas" w:hAnsi="Consolas" w:cs="Consolas"/>
-          <w:sz w:val="24"/>
-          <w:szCs w:val="24"/>
-        </w:rPr>
-        <w:t>R;i</w:t>
-      </w:r>
-      <w:proofErr w:type="spellEnd"/>
-      <w:r>
-        <w:rPr>
-          <w:rFonts w:ascii="Consolas" w:eastAsia="Consolas" w:hAnsi="Consolas" w:cs="Consolas"/>
-          <w:sz w:val="24"/>
-          <w:szCs w:val="24"/>
-        </w:rPr>
-        <w:t>++)</w:t>
-      </w:r>
-    </w:p>
-    <w:p>
-      <w:pPr>
-        <w:rPr>
-          <w:rFonts w:ascii="Consolas" w:eastAsia="Consolas" w:hAnsi="Consolas" w:cs="Consolas"/>
-          <w:sz w:val="24"/>
-          <w:szCs w:val="24"/>
-        </w:rPr>
-      </w:pPr>
-      <w:r>
-        <w:rPr>
-          <w:rFonts w:ascii="Consolas" w:eastAsia="Consolas" w:hAnsi="Consolas" w:cs="Consolas"/>
-          <w:sz w:val="24"/>
-          <w:szCs w:val="24"/>
-        </w:rPr>
-        <w:t xml:space="preserve">    for (int j=0;j&lt;</w:t>
-      </w:r>
-      <w:proofErr w:type="spellStart"/>
-      <w:r>
-        <w:rPr>
-          <w:rFonts w:ascii="Consolas" w:eastAsia="Consolas" w:hAnsi="Consolas" w:cs="Consolas"/>
-          <w:sz w:val="24"/>
-          <w:szCs w:val="24"/>
-        </w:rPr>
-        <w:t>C;j</w:t>
-      </w:r>
-      <w:proofErr w:type="spellEnd"/>
-      <w:r>
-        <w:rPr>
-          <w:rFonts w:ascii="Consolas" w:eastAsia="Consolas" w:hAnsi="Consolas" w:cs="Consolas"/>
-          <w:sz w:val="24"/>
-          <w:szCs w:val="24"/>
-        </w:rPr>
-        <w:t>++)</w:t>
-      </w:r>
-    </w:p>
-    <w:p>
-      <w:pPr>
-        <w:rPr>
-          <w:rFonts w:ascii="Consolas" w:eastAsia="Consolas" w:hAnsi="Consolas" w:cs="Consolas"/>
-          <w:sz w:val="24"/>
-          <w:szCs w:val="24"/>
-        </w:rPr>
-      </w:pPr>
-      <w:r>
-        <w:rPr>
-          <w:rFonts w:ascii="Consolas" w:eastAsia="Consolas" w:hAnsi="Consolas" w:cs="Consolas"/>
-          <w:sz w:val="24"/>
-          <w:szCs w:val="24"/>
-        </w:rPr>
-        <w:t xml:space="preserve">        </w:t>
-      </w:r>
-      <w:proofErr w:type="spellStart"/>
-      <w:r>
-        <w:rPr>
-          <w:rFonts w:ascii="Consolas" w:eastAsia="Consolas" w:hAnsi="Consolas" w:cs="Consolas"/>
-          <w:sz w:val="24"/>
-          <w:szCs w:val="24"/>
-        </w:rPr>
-        <w:t>cin</w:t>
-      </w:r>
-      <w:proofErr w:type="spellEnd"/>
-      <w:r>
-        <w:rPr>
-          <w:rFonts w:ascii="Consolas" w:eastAsia="Consolas" w:hAnsi="Consolas" w:cs="Consolas"/>
-          <w:sz w:val="24"/>
-          <w:szCs w:val="24"/>
-        </w:rPr>
-        <w:t xml:space="preserve"> &gt;&gt; grid[</w:t>
-      </w:r>
-      <w:proofErr w:type="spellStart"/>
-      <w:r>
-        <w:rPr>
-          <w:rFonts w:ascii="Consolas" w:eastAsia="Consolas" w:hAnsi="Consolas" w:cs="Consolas"/>
-          <w:sz w:val="24"/>
-          <w:szCs w:val="24"/>
-        </w:rPr>
-        <w:t>i</w:t>
-      </w:r>
-      <w:proofErr w:type="spellEnd"/>
-      <w:r>
-        <w:rPr>
-          <w:rFonts w:ascii="Consolas" w:eastAsia="Consolas" w:hAnsi="Consolas" w:cs="Consolas"/>
-          <w:sz w:val="24"/>
-          <w:szCs w:val="24"/>
-        </w:rPr>
-        <w:t>][j];</w:t>
-      </w:r>
-    </w:p>
-    <w:p>
-      <w:pPr>
-        <w:rPr>
-          <w:rFonts w:ascii="Consolas" w:eastAsia="Consolas" w:hAnsi="Consolas" w:cs="Consolas"/>
-          <w:sz w:val="24"/>
-          <w:szCs w:val="24"/>
-        </w:rPr>
-      </w:pPr>
-    </w:p>
-    <w:p>
-      <w:pPr>
-        <w:rPr>
-          <w:rFonts w:ascii="Consolas" w:eastAsia="Consolas" w:hAnsi="Consolas" w:cs="Consolas"/>
-          <w:sz w:val="24"/>
-          <w:szCs w:val="24"/>
-        </w:rPr>
-      </w:pPr>
-      <w:r>
-        <w:rPr>
-          <w:rFonts w:ascii="Consolas" w:eastAsia="Consolas" w:hAnsi="Consolas" w:cs="Consolas"/>
-          <w:sz w:val="24"/>
-          <w:szCs w:val="24"/>
-        </w:rPr>
-        <w:t>// ===== FORMULA: number of monotonic paths (no obstacles), combinatorial =====</w:t>
+      </w:pPr>
+      <w:r>
+        <w:rPr>
+          <w:rFonts w:ascii="Consolas" w:eastAsia="Consolas" w:hAnsi="Consolas" w:cs="Consolas"/>
+          <w:b/>
+          <w:bCs/>
+          <w:sz w:val="24"/>
+          <w:szCs w:val="24"/>
+        </w:rPr>
+        <w:t xml:space="preserve"> ===== FORMULA: number of monotonic paths (no obstacles), combinatorial =====</w:t>
       </w:r>
     </w:p>
     <w:p>
@@ -1427,15 +1361,6 @@
           <w:szCs w:val="24"/>
         </w:rPr>
       </w:pPr>
-    </w:p>
-    <w:p>
-      <w:pPr>
-        <w:rPr>
-          <w:rFonts w:ascii="Consolas" w:eastAsia="Consolas" w:hAnsi="Consolas" w:cs="Consolas"/>
-          <w:sz w:val="24"/>
-          <w:szCs w:val="24"/>
-        </w:rPr>
-      </w:pPr>
       <w:r>
         <w:rPr>
           <w:rFonts w:ascii="Consolas" w:eastAsia="Consolas" w:hAnsi="Consolas" w:cs="Consolas"/>
@@ -1484,12 +1409,11 @@
       <w:pPr>
         <w:rPr>
           <w:rFonts w:ascii="Consolas" w:eastAsia="Consolas" w:hAnsi="Consolas" w:cs="Consolas"/>
-          <w:sz w:val="24"/>
-          <w:szCs w:val="24"/>
-        </w:rPr>
-      </w:pPr>
-    </w:p>
-    <w:p>
+          <w:color w:val="555555"/>
+          <w:sz w:val="24"/>
+          <w:szCs w:val="24"/>
+        </w:rPr>
+      </w:pPr>
       <w:r>
         <w:rPr>
           <w:rFonts w:ascii="Consolas" w:eastAsia="Consolas" w:hAnsi="Consolas" w:cs="Consolas"/>
@@ -1498,7 +1422,170 @@
         </w:rPr>
         <w:t>// first row/column usually initialized separately</w:t>
       </w:r>
-    </w:p>
+      <w:r>
+        <w:rPr>
+          <w:rFonts w:ascii="Consolas" w:eastAsia="Consolas" w:hAnsi="Consolas" w:cs="Consolas"/>
+          <w:sz w:val="24"/>
+          <w:szCs w:val="24"/>
+        </w:rPr>
+        <w:br/>
+      </w:r>
+      <w:r>
+        <w:rPr>
+          <w:rFonts w:ascii="Consolas" w:eastAsia="Consolas" w:hAnsi="Consolas" w:cs="Consolas"/>
+          <w:b/>
+          <w:bCs/>
+          <w:color w:val="555555"/>
+          <w:sz w:val="24"/>
+          <w:szCs w:val="24"/>
+        </w:rPr>
+        <w:t xml:space="preserve">  </w:t>
+      </w:r>
+      <w:r>
+        <w:rPr>
+          <w:rFonts w:ascii="Consolas" w:eastAsia="Consolas" w:hAnsi="Consolas" w:cs="Consolas"/>
+          <w:b/>
+          <w:bCs/>
+          <w:color w:val="555555"/>
+          <w:sz w:val="24"/>
+          <w:szCs w:val="24"/>
+        </w:rPr>
+        <w:tab/>
+      </w:r>
+      <w:r>
+        <w:rPr>
+          <w:rFonts w:ascii="Consolas" w:eastAsia="Consolas" w:hAnsi="Consolas" w:cs="Consolas"/>
+          <w:b/>
+          <w:bCs/>
+          <w:color w:val="555555"/>
+          <w:sz w:val="24"/>
+          <w:szCs w:val="24"/>
+        </w:rPr>
+        <w:tab/>
+      </w:r>
+      <w:r>
+        <w:rPr>
+          <w:rFonts w:ascii="Consolas" w:eastAsia="Consolas" w:hAnsi="Consolas" w:cs="Consolas"/>
+          <w:b/>
+          <w:bCs/>
+          <w:color w:val="555555"/>
+          <w:sz w:val="24"/>
+          <w:szCs w:val="24"/>
+        </w:rPr>
+        <w:tab/>
+      </w:r>
+      <w:r>
+        <w:rPr>
+          <w:rFonts w:ascii="Consolas" w:eastAsia="Consolas" w:hAnsi="Consolas" w:cs="Consolas"/>
+          <w:b/>
+          <w:bCs/>
+          <w:color w:val="555555"/>
+          <w:sz w:val="24"/>
+          <w:szCs w:val="24"/>
+        </w:rPr>
+        <w:tab/>
+      </w:r>
+      <w:r>
+        <w:rPr>
+          <w:rFonts w:ascii="Consolas" w:eastAsia="Consolas" w:hAnsi="Consolas" w:cs="Consolas"/>
+          <w:b/>
+          <w:bCs/>
+          <w:color w:val="555555"/>
+          <w:sz w:val="24"/>
+          <w:szCs w:val="24"/>
+        </w:rPr>
+        <w:tab/>
+      </w:r>
+      <w:r>
+        <w:rPr>
+          <w:rFonts w:ascii="Consolas" w:eastAsia="Consolas" w:hAnsi="Consolas" w:cs="Consolas"/>
+          <w:b/>
+          <w:bCs/>
+          <w:color w:val="555555"/>
+          <w:sz w:val="24"/>
+          <w:szCs w:val="24"/>
+        </w:rPr>
+        <w:tab/>
+      </w:r>
+      <w:r>
+        <w:rPr>
+          <w:rFonts w:ascii="Consolas" w:eastAsia="Consolas" w:hAnsi="Consolas" w:cs="Consolas"/>
+          <w:b/>
+          <w:bCs/>
+          <w:color w:val="555555"/>
+          <w:sz w:val="24"/>
+          <w:szCs w:val="24"/>
+          <w:u w:val="single"/>
+        </w:rPr>
+        <w:t xml:space="preserve"> 8 Directions</w:t>
+      </w:r>
+      <w:r>
+        <w:rPr>
+          <w:rFonts w:ascii="Consolas" w:eastAsia="Consolas" w:hAnsi="Consolas" w:cs="Consolas"/>
+          <w:sz w:val="24"/>
+          <w:szCs w:val="24"/>
+        </w:rPr>
+        <w:br/>
+      </w:r>
+      <w:r>
+        <w:rPr>
+          <w:rFonts w:ascii="Consolas" w:eastAsia="Consolas" w:hAnsi="Consolas" w:cs="Consolas"/>
+          <w:color w:val="555555"/>
+          <w:sz w:val="24"/>
+          <w:szCs w:val="24"/>
+        </w:rPr>
+        <w:t>int dx8[] = {-1,-1,-1,0,0,1,1,1};</w:t>
+      </w:r>
+    </w:p>
+    <w:p>
+      <w:pPr>
+        <w:rPr>
+          <w:rFonts w:ascii="Consolas" w:eastAsia="Consolas" w:hAnsi="Consolas" w:cs="Consolas"/>
+          <w:color w:val="555555"/>
+          <w:sz w:val="24"/>
+          <w:szCs w:val="24"/>
+        </w:rPr>
+      </w:pPr>
+      <w:r>
+        <w:rPr>
+          <w:rFonts w:ascii="Consolas" w:eastAsia="Consolas" w:hAnsi="Consolas" w:cs="Consolas"/>
+          <w:color w:val="555555"/>
+          <w:sz w:val="24"/>
+          <w:szCs w:val="24"/>
+        </w:rPr>
+        <w:t>int dy8[] = {-1,0,1,-1,1,-1,0,1};</w:t>
+      </w:r>
+      <w:r>
+        <w:rPr>
+          <w:rFonts w:ascii="Consolas" w:eastAsia="Consolas" w:hAnsi="Consolas" w:cs="Consolas"/>
+          <w:color w:val="555555"/>
+          <w:sz w:val="24"/>
+          <w:szCs w:val="24"/>
+        </w:rPr>
+        <w:tab/>
+      </w:r>
+      <w:r>
+        <w:rPr>
+          <w:rFonts w:ascii="Consolas" w:eastAsia="Consolas" w:hAnsi="Consolas" w:cs="Consolas"/>
+          <w:color w:val="555555"/>
+          <w:sz w:val="24"/>
+          <w:szCs w:val="24"/>
+        </w:rPr>
+        <w:tab/>
+      </w:r>
+      <w:r>
+        <w:rPr>
+          <w:rFonts w:ascii="Consolas" w:eastAsia="Consolas" w:hAnsi="Consolas" w:cs="Consolas"/>
+          <w:b/>
+          <w:bCs/>
+          <w:color w:val="555555"/>
+          <w:sz w:val="24"/>
+          <w:szCs w:val="24"/>
+        </w:rPr>
+        <w:tab/>
+      </w:r>
+    </w:p>
+    <w:p/>
     <w:sectPr>
       <w:pgSz w:w="12240" w:h="15840"/>
       <w:pgMar w:top="380" w:right="450" w:bottom="380" w:left="450" w:header="708" w:footer="708" w:gutter="0"/>
@@ -2086,7 +2173,6 @@
   <w:style w:type="character" w:default="1" w:styleId="DefaultParagraphFont">
     <w:name w:val="Default Paragraph Font"/>
     <w:uiPriority w:val="1"/>
-    <w:semiHidden/>
     <w:unhideWhenUsed/>
   </w:style>
   <w:style w:type="table" w:default="1" w:styleId="TableNormal">
